--- a/tasks/docx/officebench-2-2-concert-address/solution/Golden/contact.docx
+++ b/tasks/docx/officebench-2-2-concert-address/solution/Golden/contact.docx
@@ -12,39 +12,12 @@
     </w:p>
     <w:p>
       <w:r>
-        <w:t xml:space="preserve">                                      Concert Announcement</w:t>
-        <w:br/>
-        <w:br/>
-        <w:br/>
-        <w:t>We are excited to announce an upcoming concert featuring:</w:t>
-        <w:br/>
-        <w:br/>
-        <w:br/>
-        <w:br/>
         <w:t>Artist: John Smith</w:t>
-        <w:br/>
-        <w:br/>
-        <w:t>Date: July 15, 2024</w:t>
-        <w:br/>
-        <w:br/>
-        <w:t>Time: 7:00 PM</w:t>
-        <w:br/>
-        <w:br/>
-        <w:t>Venue: Music Hall</w:t>
-        <w:br/>
-        <w:br/>
+      </w:r>
+    </w:p>
+    <w:p>
+      <w:r>
         <w:t>Address: 123 Main Street, Cityville</w:t>
-        <w:br/>
-        <w:br/>
-        <w:br/>
-        <w:br/>
-        <w:t>Tickets are available for purchase at www.example.com/concert.</w:t>
-        <w:br/>
-        <w:br/>
-        <w:br/>
-        <w:br/>
-        <w:t>Don't miss this amazing opportunity to enjoy live music!</w:t>
-        <w:br/>
       </w:r>
     </w:p>
     <w:sectPr>
